--- a/metaanalysis/paper/split/01_title_declarations.docx
+++ b/metaanalysis/paper/split/01_title_declarations.docx
@@ -312,7 +312,7 @@
           <w:rFonts w:ascii="Times New Roman" w:hAnsi="Times New Roman" w:eastAsia="Times New Roman"/>
           <w:sz w:val="24"/>
         </w:rPr>
-        <w:t>All extracted data, analysis code, search logs, risk-of-bias ratings, figures, and supplementary materials are publicly available on the associated OSF project (https://osf.io/79m5j/). The complete data extraction CSV, R and Python analysis scripts, pooled results, moderator analyses, sensitivity analyses, and the generating code for all tables and figures are deposited in the corresponding OSF components (01_protocol, 02_search, 04_extraction, 06_analysis).</w:t>
+        <w:t>All extracted data, analysis code, search logs, risk-of-bias ratings, figures, and supplementary materials are publicly available on the associated OSF project (https://osf.io/79m5j/). Each component has been assigned a DOI for direct citation: 01_protocol (https://doi.org/10.17605/OSF.IO/7FRGH) — protocol, literature review, deep reading notes, and manuscript drafts; 02_search (https://doi.org/10.17605/OSF.IO/UVJDY) — search log and candidate studies; 03_screening (https://doi.org/10.17605/OSF.IO/YH28G) — PRISMA flow counts (forthcoming); 04_extraction (https://doi.org/10.17605/OSF.IO/5UW98) — data extraction CSV and coding manual; 05_risk_of_bias (https://doi.org/10.17605/OSF.IO/3XYNE) — JBI risk-of-bias ratings (forthcoming); 06_analysis (https://doi.org/10.17605/OSF.IO/Q4XKB) — Python analysis scripts, pooled results, moderator analyses, sensitivity analyses, and generating code for all tables and figures; and 07_pdf_index (https://doi.org/10.17605/OSF.IO/XZ6PT) — DOI index of included studies.</w:t>
       </w:r>
     </w:p>
     <w:p>

--- a/metaanalysis/paper/split/01_title_declarations.docx
+++ b/metaanalysis/paper/split/01_title_declarations.docx
@@ -282,7 +282,7 @@
           <w:rFonts w:ascii="Times New Roman" w:hAnsi="Times New Roman" w:eastAsia="Times New Roman"/>
           <w:sz w:val="24"/>
         </w:rPr>
-        <w:t>This systematic review and meta-analysis was pre-registered on OSF Registries (https://osf.io/e5w47/; DOI: 10.17605/OSF.IO/E5W47) on April 23, 2026, prior to formal data extraction and quantitative synthesis. The full protocol (PRISMA-P 2015 compliant) and supplementary materials are publicly available in the associated OSF project (https://osf.io/79m5j/).</w:t>
+        <w:t>This systematic review and meta-analysis was pre-registered on OSF Registries (https://osf.io/e5w47/; DOI: 10.17605/OSF.IO/E5W47) on April 23, 2026, prior to formal data extraction and quantitative synthesis. The full protocol (PRISMA-P 2015 compliant) and supplementary materials are publicly available in the associated OSF project (https://doi.org/10.17605/OSF.IO/79M5J).</w:t>
       </w:r>
     </w:p>
     <w:p>
@@ -312,7 +312,7 @@
           <w:rFonts w:ascii="Times New Roman" w:hAnsi="Times New Roman" w:eastAsia="Times New Roman"/>
           <w:sz w:val="24"/>
         </w:rPr>
-        <w:t>All extracted data, analysis code, search logs, risk-of-bias ratings, figures, and supplementary materials are publicly available on the associated OSF project (https://osf.io/79m5j/). Each component has been assigned a DOI for direct citation: 01_protocol (https://doi.org/10.17605/OSF.IO/7FRGH) — protocol, literature review, deep reading notes, and manuscript drafts; 02_search (https://doi.org/10.17605/OSF.IO/UVJDY) — search log and candidate studies; 03_screening (https://doi.org/10.17605/OSF.IO/YH28G) — PRISMA flow counts (forthcoming); 04_extraction (https://doi.org/10.17605/OSF.IO/5UW98) — data extraction CSV and coding manual; 05_risk_of_bias (https://doi.org/10.17605/OSF.IO/3XYNE) — JBI risk-of-bias ratings (forthcoming); 06_analysis (https://doi.org/10.17605/OSF.IO/Q4XKB) — Python analysis scripts, pooled results, moderator analyses, sensitivity analyses, and generating code for all tables and figures; and 07_pdf_index (https://doi.org/10.17605/OSF.IO/XZ6PT) — DOI index of included studies.</w:t>
+        <w:t>All extracted data, analysis code, search logs, risk-of-bias ratings, figures, and supplementary materials are publicly available on the associated OSF project (https://doi.org/10.17605/OSF.IO/79M5J). Each component has been assigned a DOI for direct citation: 01_protocol (https://doi.org/10.17605/OSF.IO/7FRGH) — protocol, literature review, deep reading notes, and manuscript drafts; 02_search (https://doi.org/10.17605/OSF.IO/UVJDY) — search log and candidate studies; 03_screening (https://doi.org/10.17605/OSF.IO/YH28G) — PRISMA flow counts (forthcoming); 04_extraction (https://doi.org/10.17605/OSF.IO/5UW98) — data extraction CSV and coding manual; 05_risk_of_bias (https://doi.org/10.17605/OSF.IO/3XYNE) — JBI risk-of-bias ratings (forthcoming); 06_analysis (https://doi.org/10.17605/OSF.IO/Q4XKB) — Python analysis scripts, pooled results, moderator analyses, sensitivity analyses, and generating code for all tables and figures; and 07_pdf_index (https://doi.org/10.17605/OSF.IO/XZ6PT) — DOI index of included studies.</w:t>
       </w:r>
     </w:p>
     <w:p>

--- a/metaanalysis/paper/split/01_title_declarations.docx
+++ b/metaanalysis/paper/split/01_title_declarations.docx
@@ -51,12 +51,6 @@
         <w:spacing w:line="480" w:lineRule="auto" w:before="0" w:after="0"/>
         <w:jc w:val="center"/>
       </w:pPr>
-    </w:p>
-    <w:p>
-      <w:pPr>
-        <w:spacing w:line="480" w:lineRule="auto" w:before="0" w:after="0"/>
-        <w:jc w:val="center"/>
-      </w:pPr>
       <w:r>
         <w:rPr>
           <w:rFonts w:ascii="Times New Roman" w:hAnsi="Times New Roman" w:eastAsia="Times New Roman"/>
@@ -75,8 +69,20 @@
           <w:rFonts w:ascii="Times New Roman" w:hAnsi="Times New Roman" w:eastAsia="Times New Roman"/>
           <w:sz w:val="24"/>
         </w:rPr>
-        <w:t>Founder of SUNBLAZE Co., Ltd.</w:t>
+        <w:t>SUNBLAZE Co., Ltd., Tokyo, Japan</w:t>
       </w:r>
+    </w:p>
+    <w:p>
+      <w:pPr>
+        <w:spacing w:line="480" w:lineRule="auto" w:before="0" w:after="0"/>
+        <w:jc w:val="center"/>
+      </w:pPr>
+    </w:p>
+    <w:p>
+      <w:pPr>
+        <w:spacing w:line="480" w:lineRule="auto" w:before="0" w:after="0"/>
+        <w:jc w:val="center"/>
+      </w:pPr>
     </w:p>
     <w:p>
       <w:pPr>
@@ -86,35 +92,49 @@
       <w:r>
         <w:rPr>
           <w:rFonts w:ascii="Times New Roman" w:hAnsi="Times New Roman" w:eastAsia="Times New Roman"/>
+          <w:b/>
           <w:sz w:val="24"/>
         </w:rPr>
-        <w:t>Tokyo, Japan</w:t>
+        <w:t>Author Note</w:t>
       </w:r>
     </w:p>
     <w:p>
       <w:pPr>
         <w:spacing w:line="480" w:lineRule="auto" w:before="0" w:after="0"/>
-        <w:jc w:val="center"/>
+        <w:ind w:firstLine="720"/>
       </w:pPr>
       <w:r>
         <w:rPr>
           <w:rFonts w:ascii="Times New Roman" w:hAnsi="Times New Roman" w:eastAsia="Times New Roman"/>
           <w:sz w:val="24"/>
         </w:rPr>
-        <w:t>eisuke.tokiwa@sunblaze.jp</w:t>
+        <w:t>Eisuke Tokiwa https://orcid.org/0009-0009-7124-6669</w:t>
       </w:r>
     </w:p>
     <w:p>
       <w:pPr>
         <w:spacing w:line="480" w:lineRule="auto" w:before="0" w:after="0"/>
-        <w:jc w:val="center"/>
+        <w:ind w:firstLine="720"/>
       </w:pPr>
       <w:r>
         <w:rPr>
           <w:rFonts w:ascii="Times New Roman" w:hAnsi="Times New Roman" w:eastAsia="Times New Roman"/>
           <w:sz w:val="24"/>
         </w:rPr>
-        <w:t>ORCID: 0009-0009-7124-6669</w:t>
+        <w:t>The author has no known conflict of interest to disclose beyond that stated in the Declarations section, where a pre-specified sensitivity analysis addresses the author's own potentially eligible primary study. This research received no external funding. The systematic review and meta-analysis was pre-registered on OSF Registries (https://doi.org/10.17605/OSF.IO/E5W47) prior to data extraction, and all data, analysis code, and supplementary materials are publicly available in the associated OSF project (https://doi.org/10.17605/OSF.IO/79M5J).</w:t>
+      </w:r>
+    </w:p>
+    <w:p>
+      <w:pPr>
+        <w:spacing w:line="480" w:lineRule="auto" w:before="0" w:after="0"/>
+        <w:ind w:firstLine="720"/>
+      </w:pPr>
+      <w:r>
+        <w:rPr>
+          <w:rFonts w:ascii="Times New Roman" w:hAnsi="Times New Roman" w:eastAsia="Times New Roman"/>
+          <w:sz w:val="24"/>
+        </w:rPr>
+        <w:t>Correspondence concerning this article should be addressed to Eisuke Tokiwa, SUNBLAZE Co., Ltd., Tokyo, Japan. Email: eisuke.tokiwa@sunblaze.jp</w:t>
       </w:r>
     </w:p>
     <w:p>
@@ -330,6 +350,36 @@
           <w:b/>
           <w:sz w:val="24"/>
         </w:rPr>
+        <w:t>Authors' contributions</w:t>
+      </w:r>
+    </w:p>
+    <w:p>
+      <w:pPr>
+        <w:spacing w:line="480" w:lineRule="auto" w:before="0" w:after="0"/>
+      </w:pPr>
+      <w:r>
+        <w:rPr>
+          <w:rFonts w:ascii="Times New Roman" w:hAnsi="Times New Roman" w:eastAsia="Times New Roman"/>
+          <w:sz w:val="24"/>
+        </w:rPr>
+        <w:t>The author (ET) conceived and designed the review, developed the search strategy and eligibility criteria, performed the database searches, conducted screening, extracted data, performed the statistical analyses, and drafted and revised the manuscript. The author approves the final version.</w:t>
+      </w:r>
+    </w:p>
+    <w:p>
+      <w:pPr>
+        <w:spacing w:line="480" w:lineRule="auto" w:before="0" w:after="0"/>
+      </w:pPr>
+    </w:p>
+    <w:p>
+      <w:pPr>
+        <w:spacing w:line="480" w:lineRule="auto" w:before="0" w:after="0"/>
+      </w:pPr>
+      <w:r>
+        <w:rPr>
+          <w:rFonts w:ascii="Times New Roman" w:hAnsi="Times New Roman" w:eastAsia="Times New Roman"/>
+          <w:b/>
+          <w:sz w:val="24"/>
+        </w:rPr>
         <w:t>Preprint Statement</w:t>
       </w:r>
     </w:p>
@@ -360,7 +410,7 @@
           <w:b/>
           <w:sz w:val="24"/>
         </w:rPr>
-        <w:t>Authors' contributions</w:t>
+        <w:t>Acknowledgments</w:t>
       </w:r>
     </w:p>
     <w:p>
@@ -372,7 +422,7 @@
           <w:rFonts w:ascii="Times New Roman" w:hAnsi="Times New Roman" w:eastAsia="Times New Roman"/>
           <w:sz w:val="24"/>
         </w:rPr>
-        <w:t>The author (ET) conceived and designed the review, developed the search strategy and eligibility criteria, performed the database searches, conducted screening, extracted data, performed the statistical analyses, and drafted and revised the manuscript. The author approves the final version.</w:t>
+        <w:t>The author thanks the investigators of the included primary studies for making their correlation matrices and sample characteristics available in the published record, and the maintainers of the open-access repositories (OSF, Research Square, PsyArXiv, arXiv, and institutional repositories) that enabled retrieval of full-text articles. The author also acknowledges the developers of the open-source scientific Python stack (NumPy, SciPy, pandas, Matplotlib, statsmodels, and python-docx) on which the analyses and manuscript preparation depended. No funding bodies, research assistants, or third-party organizations contributed to the design, conduct, or reporting of this review.</w:t>
       </w:r>
     </w:p>
     <w:p>
